--- a/HELICOPTERO/documentacion/Proyecto_Final_Programacion_3_Helicoptero.docx
+++ b/HELICOPTERO/documentacion/Proyecto_Final_Programacion_3_Helicoptero.docx
@@ -4145,21 +4145,7 @@
         <w:rPr>
           <w:lang w:val="es-419"/>
         </w:rPr>
-        <w:t xml:space="preserve">La implementación de una física de vuelo propia permite ir más allá de un movimiento puramente estático. El helicóptero utiliza aceleración, gravedad simulada, empuje, velocidad máxima, fricción, viento, inclinación visual y una condición de aterrizaje seguro. Esto convierte el movimiento en un sistema </w:t>
-      </w:r>
-      <w:proofErr w:type="gramStart"/>
-      <w:r>
-        <w:rPr>
-          <w:lang w:val="es-419"/>
-        </w:rPr>
-        <w:t>continuo</w:t>
-      </w:r>
-      <w:proofErr w:type="gramEnd"/>
-      <w:r>
-        <w:rPr>
-          <w:lang w:val="es-419"/>
-        </w:rPr>
-        <w:t xml:space="preserve"> actualizado mediante un intervalo temporal fijo.</w:t>
+        <w:t>La implementación de una física de vuelo propia permite ir más allá de un movimiento puramente estático. El helicóptero utiliza aceleración, gravedad simulada, empuje, velocidad máxima, fricción, viento, inclinación visual y una condición de aterrizaje seguro. Esto convierte el movimiento en un sistema continuo actualizado mediante un intervalo temporal fijo.</w:t>
       </w:r>
     </w:p>
     <w:p>
@@ -5641,7 +5627,6 @@
         <w:t xml:space="preserve">El juego utiliza </w:t>
       </w:r>
       <w:proofErr w:type="spellStart"/>
-      <w:proofErr w:type="gramStart"/>
       <w:r>
         <w:rPr>
           <w:lang w:val="es-419"/>
@@ -5653,14 +5638,7 @@
         <w:rPr>
           <w:lang w:val="es-419"/>
         </w:rPr>
-        <w:t>(</w:t>
-      </w:r>
-      <w:proofErr w:type="gramEnd"/>
-      <w:r>
-        <w:rPr>
-          <w:lang w:val="es-419"/>
-        </w:rPr>
-        <w:t xml:space="preserve">) de </w:t>
+        <w:t xml:space="preserve">() de </w:t>
       </w:r>
       <w:proofErr w:type="spellStart"/>
       <w:r>
@@ -5880,7 +5858,6 @@
         <w:t xml:space="preserve">La detección se realiza mediante </w:t>
       </w:r>
       <w:proofErr w:type="spellStart"/>
-      <w:proofErr w:type="gramStart"/>
       <w:r>
         <w:rPr>
           <w:lang w:val="es-419"/>
@@ -5892,14 +5869,7 @@
         <w:rPr>
           <w:lang w:val="es-419"/>
         </w:rPr>
-        <w:t>(</w:t>
-      </w:r>
-      <w:proofErr w:type="gramEnd"/>
-      <w:r>
-        <w:rPr>
-          <w:lang w:val="es-419"/>
-        </w:rPr>
-        <w:t>). El sistema utiliza estas intersecciones para gestionar impactos contra obstáculos y para detectar interacciones con objetos como los bidones.</w:t>
+        <w:t>(). El sistema utiliza estas intersecciones para gestionar impactos contra obstáculos y para detectar interacciones con objetos como los bidones.</w:t>
       </w:r>
     </w:p>
     <w:p>
@@ -6010,7 +5980,6 @@
         <w:t xml:space="preserve"> dedicado a la física y lo ejecuta cada 16 ms. Dentro de </w:t>
       </w:r>
       <w:proofErr w:type="spellStart"/>
-      <w:proofErr w:type="gramStart"/>
       <w:r>
         <w:rPr>
           <w:lang w:val="es-419"/>
@@ -6022,14 +5991,7 @@
         <w:rPr>
           <w:lang w:val="es-419"/>
         </w:rPr>
-        <w:t>(</w:t>
-      </w:r>
-      <w:proofErr w:type="gramEnd"/>
-      <w:r>
-        <w:rPr>
-          <w:lang w:val="es-419"/>
-        </w:rPr>
-        <w:t xml:space="preserve">) se utiliza </w:t>
+        <w:t xml:space="preserve">() se utiliza </w:t>
       </w:r>
       <w:proofErr w:type="spellStart"/>
       <w:r>
@@ -6167,7 +6129,6 @@
         <w:t xml:space="preserve">/s². Cuando el jugador no está aplicando empuje, </w:t>
       </w:r>
       <w:proofErr w:type="spellStart"/>
-      <w:proofErr w:type="gramStart"/>
       <w:r>
         <w:rPr>
           <w:lang w:val="es-419"/>
@@ -6179,17 +6140,9 @@
         <w:rPr>
           <w:lang w:val="es-419"/>
         </w:rPr>
-        <w:t>(</w:t>
-      </w:r>
-      <w:proofErr w:type="gramEnd"/>
-      <w:r>
-        <w:rPr>
-          <w:lang w:val="es-419"/>
-        </w:rPr>
-        <w:t xml:space="preserve">) llama a </w:t>
+        <w:t xml:space="preserve">() llama a </w:t>
       </w:r>
       <w:proofErr w:type="spellStart"/>
-      <w:proofErr w:type="gramStart"/>
       <w:r>
         <w:rPr>
           <w:lang w:val="es-419"/>
@@ -6201,14 +6154,7 @@
         <w:rPr>
           <w:lang w:val="es-419"/>
         </w:rPr>
-        <w:t>(</w:t>
-      </w:r>
-      <w:proofErr w:type="gramEnd"/>
-      <w:r>
-        <w:rPr>
-          <w:lang w:val="es-419"/>
-        </w:rPr>
-        <w:t xml:space="preserve">), que incrementa la velocidad vertical mediante </w:t>
+        <w:t xml:space="preserve">(), que incrementa la velocidad vertical mediante </w:t>
       </w:r>
       <w:proofErr w:type="spellStart"/>
       <w:r>
@@ -6374,51 +6320,51 @@
           <w:sz w:val="17"/>
           <w:lang w:val="es-419"/>
         </w:rPr>
-        <w:t>empuje = -800.</w:t>
-      </w:r>
-      <w:proofErr w:type="gramStart"/>
+        <w:t xml:space="preserve">empuje = -800.0;        // </w:t>
+      </w:r>
+      <w:proofErr w:type="spellStart"/>
       <w:r>
         <w:rPr>
           <w:rFonts w:ascii="Consolas" w:hAnsi="Consolas"/>
           <w:sz w:val="17"/>
           <w:lang w:val="es-419"/>
         </w:rPr>
-        <w:t xml:space="preserve">0;   </w:t>
-      </w:r>
-      <w:proofErr w:type="gramEnd"/>
+        <w:t>px</w:t>
+      </w:r>
+      <w:proofErr w:type="spellEnd"/>
       <w:r>
         <w:rPr>
           <w:rFonts w:ascii="Consolas" w:hAnsi="Consolas"/>
           <w:sz w:val="17"/>
           <w:lang w:val="es-419"/>
         </w:rPr>
-        <w:t xml:space="preserve">     // </w:t>
-      </w:r>
-      <w:proofErr w:type="spellStart"/>
+        <w:t>/s²</w:t>
+      </w:r>
       <w:r>
         <w:rPr>
           <w:rFonts w:ascii="Consolas" w:hAnsi="Consolas"/>
           <w:sz w:val="17"/>
           <w:lang w:val="es-419"/>
         </w:rPr>
-        <w:t>px</w:t>
-      </w:r>
-      <w:proofErr w:type="spellEnd"/>
+        <w:br/>
+      </w:r>
+      <w:proofErr w:type="spellStart"/>
       <w:r>
         <w:rPr>
           <w:rFonts w:ascii="Consolas" w:hAnsi="Consolas"/>
           <w:sz w:val="17"/>
           <w:lang w:val="es-419"/>
         </w:rPr>
-        <w:t>/s²</w:t>
-      </w:r>
+        <w:t>velY</w:t>
+      </w:r>
+      <w:proofErr w:type="spellEnd"/>
       <w:r>
         <w:rPr>
           <w:rFonts w:ascii="Consolas" w:hAnsi="Consolas"/>
           <w:sz w:val="17"/>
           <w:lang w:val="es-419"/>
         </w:rPr>
-        <w:br/>
+        <w:t xml:space="preserve"> += empuje * </w:t>
       </w:r>
       <w:proofErr w:type="spellStart"/>
       <w:r>
@@ -6427,7 +6373,7 @@
           <w:sz w:val="17"/>
           <w:lang w:val="es-419"/>
         </w:rPr>
-        <w:t>velY</w:t>
+        <w:t>dt</w:t>
       </w:r>
       <w:proofErr w:type="spellEnd"/>
       <w:r>
@@ -6436,8 +6382,102 @@
           <w:sz w:val="17"/>
           <w:lang w:val="es-419"/>
         </w:rPr>
-        <w:t xml:space="preserve"> += empuje * </w:t>
-      </w:r>
+        <w:t>;</w:t>
+      </w:r>
+    </w:p>
+    <w:p>
+      <w:pPr>
+        <w:pStyle w:val="Heading3"/>
+        <w:rPr>
+          <w:lang w:val="es-419"/>
+        </w:rPr>
+      </w:pPr>
+      <w:bookmarkStart w:id="29" w:name="_Toc240860717"/>
+      <w:r>
+        <w:rPr>
+          <w:lang w:val="es-419"/>
+        </w:rPr>
+        <w:lastRenderedPageBreak/>
+        <w:t>9.3.4 Movimiento horizontal, aceleración e inercia</w:t>
+      </w:r>
+      <w:bookmarkEnd w:id="29"/>
+    </w:p>
+    <w:p>
+      <w:pPr>
+        <w:rPr>
+          <w:lang w:val="es-419"/>
+        </w:rPr>
+      </w:pPr>
+      <w:r>
+        <w:rPr>
+          <w:lang w:val="es-419"/>
+        </w:rPr>
+        <w:t xml:space="preserve">El movimiento lateral utiliza una aceleración de 600 </w:t>
+      </w:r>
+      <w:proofErr w:type="spellStart"/>
+      <w:r>
+        <w:rPr>
+          <w:lang w:val="es-419"/>
+        </w:rPr>
+        <w:t>px</w:t>
+      </w:r>
+      <w:proofErr w:type="spellEnd"/>
+      <w:r>
+        <w:rPr>
+          <w:lang w:val="es-419"/>
+        </w:rPr>
+        <w:t xml:space="preserve">/s². Mientras se mantiene izquierda o derecha, </w:t>
+      </w:r>
+      <w:proofErr w:type="spellStart"/>
+      <w:r>
+        <w:rPr>
+          <w:lang w:val="es-419"/>
+        </w:rPr>
+        <w:t>velX</w:t>
+      </w:r>
+      <w:proofErr w:type="spellEnd"/>
+      <w:r>
+        <w:rPr>
+          <w:lang w:val="es-419"/>
+        </w:rPr>
+        <w:t xml:space="preserve"> cambia progresivamente hasta alcanzar una velocidad horizontal máxima de 300 </w:t>
+      </w:r>
+      <w:proofErr w:type="spellStart"/>
+      <w:r>
+        <w:rPr>
+          <w:lang w:val="es-419"/>
+        </w:rPr>
+        <w:t>px</w:t>
+      </w:r>
+      <w:proofErr w:type="spellEnd"/>
+      <w:r>
+        <w:rPr>
+          <w:lang w:val="es-419"/>
+        </w:rPr>
+        <w:t xml:space="preserve">/s. Cuando se suelta la tecla, no se establece inmediatamente </w:t>
+      </w:r>
+      <w:proofErr w:type="spellStart"/>
+      <w:r>
+        <w:rPr>
+          <w:lang w:val="es-419"/>
+        </w:rPr>
+        <w:t>velX</w:t>
+      </w:r>
+      <w:proofErr w:type="spellEnd"/>
+      <w:r>
+        <w:rPr>
+          <w:lang w:val="es-419"/>
+        </w:rPr>
+        <w:t xml:space="preserve"> en cero; se aplica fricción para conservar una sensación de inercia.</w:t>
+      </w:r>
+    </w:p>
+    <w:p>
+      <w:pPr>
+        <w:ind w:left="432"/>
+        <w:rPr>
+          <w:lang w:val="es-419"/>
+        </w:rPr>
+      </w:pPr>
       <w:proofErr w:type="spellStart"/>
       <w:r>
         <w:rPr>
@@ -6445,7 +6485,7 @@
           <w:sz w:val="17"/>
           <w:lang w:val="es-419"/>
         </w:rPr>
-        <w:t>dt</w:t>
+        <w:t>velX</w:t>
       </w:r>
       <w:proofErr w:type="spellEnd"/>
       <w:r>
@@ -6454,102 +6494,8 @@
           <w:sz w:val="17"/>
           <w:lang w:val="es-419"/>
         </w:rPr>
-        <w:t>;</w:t>
-      </w:r>
-    </w:p>
-    <w:p>
-      <w:pPr>
-        <w:pStyle w:val="Heading3"/>
-        <w:rPr>
-          <w:lang w:val="es-419"/>
-        </w:rPr>
-      </w:pPr>
-      <w:bookmarkStart w:id="29" w:name="_Toc240860717"/>
-      <w:r>
-        <w:rPr>
-          <w:lang w:val="es-419"/>
-        </w:rPr>
-        <w:lastRenderedPageBreak/>
-        <w:t>9.3.4 Movimiento horizontal, aceleración e inercia</w:t>
-      </w:r>
-      <w:bookmarkEnd w:id="29"/>
-    </w:p>
-    <w:p>
-      <w:pPr>
-        <w:rPr>
-          <w:lang w:val="es-419"/>
-        </w:rPr>
-      </w:pPr>
-      <w:r>
-        <w:rPr>
-          <w:lang w:val="es-419"/>
-        </w:rPr>
-        <w:t xml:space="preserve">El movimiento lateral utiliza una aceleración de 600 </w:t>
-      </w:r>
-      <w:proofErr w:type="spellStart"/>
-      <w:r>
-        <w:rPr>
-          <w:lang w:val="es-419"/>
-        </w:rPr>
-        <w:t>px</w:t>
-      </w:r>
-      <w:proofErr w:type="spellEnd"/>
-      <w:r>
-        <w:rPr>
-          <w:lang w:val="es-419"/>
-        </w:rPr>
-        <w:t xml:space="preserve">/s². Mientras se mantiene izquierda o derecha, </w:t>
-      </w:r>
-      <w:proofErr w:type="spellStart"/>
-      <w:r>
-        <w:rPr>
-          <w:lang w:val="es-419"/>
-        </w:rPr>
-        <w:t>velX</w:t>
-      </w:r>
-      <w:proofErr w:type="spellEnd"/>
-      <w:r>
-        <w:rPr>
-          <w:lang w:val="es-419"/>
-        </w:rPr>
-        <w:t xml:space="preserve"> cambia progresivamente hasta alcanzar una velocidad horizontal máxima de 300 </w:t>
-      </w:r>
-      <w:proofErr w:type="spellStart"/>
-      <w:r>
-        <w:rPr>
-          <w:lang w:val="es-419"/>
-        </w:rPr>
-        <w:t>px</w:t>
-      </w:r>
-      <w:proofErr w:type="spellEnd"/>
-      <w:r>
-        <w:rPr>
-          <w:lang w:val="es-419"/>
-        </w:rPr>
-        <w:t xml:space="preserve">/s. Cuando se suelta la tecla, no se establece inmediatamente </w:t>
-      </w:r>
-      <w:proofErr w:type="spellStart"/>
-      <w:r>
-        <w:rPr>
-          <w:lang w:val="es-419"/>
-        </w:rPr>
-        <w:t>velX</w:t>
-      </w:r>
-      <w:proofErr w:type="spellEnd"/>
-      <w:r>
-        <w:rPr>
-          <w:lang w:val="es-419"/>
-        </w:rPr>
-        <w:t xml:space="preserve"> en cero; se aplica fricción para conservar una sensación de inercia.</w:t>
-      </w:r>
-    </w:p>
-    <w:p>
-      <w:pPr>
-        <w:ind w:left="432"/>
-        <w:rPr>
-          <w:lang w:val="es-419"/>
-        </w:rPr>
-      </w:pPr>
+        <w:t xml:space="preserve"> += 600.0 * </w:t>
+      </w:r>
       <w:proofErr w:type="spellStart"/>
       <w:r>
         <w:rPr>
@@ -6557,7 +6503,7 @@
           <w:sz w:val="17"/>
           <w:lang w:val="es-419"/>
         </w:rPr>
-        <w:t>velX</w:t>
+        <w:t>dt</w:t>
       </w:r>
       <w:proofErr w:type="spellEnd"/>
       <w:r>
@@ -6566,105 +6512,103 @@
           <w:sz w:val="17"/>
           <w:lang w:val="es-419"/>
         </w:rPr>
-        <w:t xml:space="preserve"> += 600.0 * </w:t>
-      </w:r>
-      <w:proofErr w:type="spellStart"/>
-      <w:proofErr w:type="gramStart"/>
+        <w:t>;    // derecha</w:t>
+      </w:r>
       <w:r>
         <w:rPr>
           <w:rFonts w:ascii="Consolas" w:hAnsi="Consolas"/>
           <w:sz w:val="17"/>
           <w:lang w:val="es-419"/>
         </w:rPr>
-        <w:t>dt</w:t>
-      </w:r>
-      <w:proofErr w:type="spellEnd"/>
+        <w:br/>
+      </w:r>
+      <w:proofErr w:type="spellStart"/>
       <w:r>
         <w:rPr>
           <w:rFonts w:ascii="Consolas" w:hAnsi="Consolas"/>
           <w:sz w:val="17"/>
           <w:lang w:val="es-419"/>
         </w:rPr>
-        <w:t xml:space="preserve">;   </w:t>
-      </w:r>
-      <w:proofErr w:type="gramEnd"/>
+        <w:t>velX</w:t>
+      </w:r>
+      <w:proofErr w:type="spellEnd"/>
       <w:r>
         <w:rPr>
           <w:rFonts w:ascii="Consolas" w:hAnsi="Consolas"/>
           <w:sz w:val="17"/>
           <w:lang w:val="es-419"/>
         </w:rPr>
-        <w:t xml:space="preserve"> // derecha</w:t>
-      </w:r>
+        <w:t xml:space="preserve"> -= 600.0 * </w:t>
+      </w:r>
+      <w:proofErr w:type="spellStart"/>
       <w:r>
         <w:rPr>
           <w:rFonts w:ascii="Consolas" w:hAnsi="Consolas"/>
           <w:sz w:val="17"/>
           <w:lang w:val="es-419"/>
         </w:rPr>
-        <w:br/>
-      </w:r>
-      <w:proofErr w:type="spellStart"/>
+        <w:t>dt</w:t>
+      </w:r>
+      <w:proofErr w:type="spellEnd"/>
       <w:r>
         <w:rPr>
           <w:rFonts w:ascii="Consolas" w:hAnsi="Consolas"/>
           <w:sz w:val="17"/>
           <w:lang w:val="es-419"/>
         </w:rPr>
-        <w:t>velX</w:t>
-      </w:r>
-      <w:proofErr w:type="spellEnd"/>
+        <w:t>;    // izquierda</w:t>
+      </w:r>
       <w:r>
         <w:rPr>
           <w:rFonts w:ascii="Consolas" w:hAnsi="Consolas"/>
           <w:sz w:val="17"/>
           <w:lang w:val="es-419"/>
         </w:rPr>
-        <w:t xml:space="preserve"> -= 600.0 * </w:t>
-      </w:r>
-      <w:proofErr w:type="spellStart"/>
-      <w:proofErr w:type="gramStart"/>
+        <w:br/>
+      </w:r>
       <w:r>
         <w:rPr>
           <w:rFonts w:ascii="Consolas" w:hAnsi="Consolas"/>
           <w:sz w:val="17"/>
           <w:lang w:val="es-419"/>
         </w:rPr>
-        <w:t>dt</w:t>
-      </w:r>
-      <w:proofErr w:type="spellEnd"/>
+        <w:br/>
+      </w:r>
+      <w:proofErr w:type="spellStart"/>
       <w:r>
         <w:rPr>
           <w:rFonts w:ascii="Consolas" w:hAnsi="Consolas"/>
           <w:sz w:val="17"/>
           <w:lang w:val="es-419"/>
         </w:rPr>
-        <w:t xml:space="preserve">;   </w:t>
-      </w:r>
-      <w:proofErr w:type="gramEnd"/>
+        <w:t>velX</w:t>
+      </w:r>
+      <w:proofErr w:type="spellEnd"/>
       <w:r>
         <w:rPr>
           <w:rFonts w:ascii="Consolas" w:hAnsi="Consolas"/>
           <w:sz w:val="17"/>
           <w:lang w:val="es-419"/>
         </w:rPr>
-        <w:t xml:space="preserve"> // izquierda</w:t>
-      </w:r>
+        <w:t xml:space="preserve"> *= </w:t>
+      </w:r>
+      <w:proofErr w:type="spellStart"/>
       <w:r>
         <w:rPr>
           <w:rFonts w:ascii="Consolas" w:hAnsi="Consolas"/>
           <w:sz w:val="17"/>
           <w:lang w:val="es-419"/>
         </w:rPr>
-        <w:br/>
-      </w:r>
+        <w:t>pow</w:t>
+      </w:r>
+      <w:proofErr w:type="spellEnd"/>
       <w:r>
         <w:rPr>
           <w:rFonts w:ascii="Consolas" w:hAnsi="Consolas"/>
           <w:sz w:val="17"/>
           <w:lang w:val="es-419"/>
         </w:rPr>
-        <w:br/>
+        <w:t>(</w:t>
       </w:r>
       <w:proofErr w:type="spellStart"/>
       <w:r>
@@ -6673,7 +6617,7 @@
           <w:sz w:val="17"/>
           <w:lang w:val="es-419"/>
         </w:rPr>
-        <w:t>velX</w:t>
+        <w:t>friccion</w:t>
       </w:r>
       <w:proofErr w:type="spellEnd"/>
       <w:r>
@@ -6682,17 +6626,16 @@
           <w:sz w:val="17"/>
           <w:lang w:val="es-419"/>
         </w:rPr>
-        <w:t xml:space="preserve"> *= </w:t>
+        <w:t xml:space="preserve">, </w:t>
       </w:r>
       <w:proofErr w:type="spellStart"/>
-      <w:proofErr w:type="gramStart"/>
       <w:r>
         <w:rPr>
           <w:rFonts w:ascii="Consolas" w:hAnsi="Consolas"/>
           <w:sz w:val="17"/>
           <w:lang w:val="es-419"/>
         </w:rPr>
-        <w:t>pow</w:t>
+        <w:t>dt</w:t>
       </w:r>
       <w:proofErr w:type="spellEnd"/>
       <w:r>
@@ -6701,52 +6644,51 @@
           <w:sz w:val="17"/>
           <w:lang w:val="es-419"/>
         </w:rPr>
-        <w:t>(</w:t>
-      </w:r>
-      <w:proofErr w:type="spellStart"/>
-      <w:proofErr w:type="gramEnd"/>
+        <w:t xml:space="preserve"> * 60.0);</w:t>
+      </w:r>
       <w:r>
         <w:rPr>
           <w:rFonts w:ascii="Consolas" w:hAnsi="Consolas"/>
           <w:sz w:val="17"/>
           <w:lang w:val="es-419"/>
         </w:rPr>
-        <w:t>friccion</w:t>
-      </w:r>
-      <w:proofErr w:type="spellEnd"/>
+        <w:br/>
+      </w:r>
+      <w:proofErr w:type="spellStart"/>
       <w:r>
         <w:rPr>
           <w:rFonts w:ascii="Consolas" w:hAnsi="Consolas"/>
           <w:sz w:val="17"/>
           <w:lang w:val="es-419"/>
         </w:rPr>
-        <w:t xml:space="preserve">, </w:t>
-      </w:r>
-      <w:proofErr w:type="spellStart"/>
+        <w:t>if</w:t>
+      </w:r>
+      <w:proofErr w:type="spellEnd"/>
       <w:r>
         <w:rPr>
           <w:rFonts w:ascii="Consolas" w:hAnsi="Consolas"/>
           <w:sz w:val="17"/>
           <w:lang w:val="es-419"/>
         </w:rPr>
-        <w:t>dt</w:t>
-      </w:r>
-      <w:proofErr w:type="spellEnd"/>
+        <w:t>(</w:t>
+      </w:r>
+      <w:proofErr w:type="spellStart"/>
       <w:r>
         <w:rPr>
           <w:rFonts w:ascii="Consolas" w:hAnsi="Consolas"/>
           <w:sz w:val="17"/>
           <w:lang w:val="es-419"/>
         </w:rPr>
-        <w:t xml:space="preserve"> * 60.0);</w:t>
-      </w:r>
+        <w:t>abs</w:t>
+      </w:r>
+      <w:proofErr w:type="spellEnd"/>
       <w:r>
         <w:rPr>
           <w:rFonts w:ascii="Consolas" w:hAnsi="Consolas"/>
           <w:sz w:val="17"/>
           <w:lang w:val="es-419"/>
         </w:rPr>
-        <w:br/>
+        <w:t>(</w:t>
       </w:r>
       <w:proofErr w:type="spellStart"/>
       <w:r>
@@ -6755,7 +6697,7 @@
           <w:sz w:val="17"/>
           <w:lang w:val="es-419"/>
         </w:rPr>
-        <w:t>if</w:t>
+        <w:t>velX</w:t>
       </w:r>
       <w:proofErr w:type="spellEnd"/>
       <w:r>
@@ -6764,48 +6706,555 @@
           <w:sz w:val="17"/>
           <w:lang w:val="es-419"/>
         </w:rPr>
-        <w:t>(</w:t>
-      </w:r>
-      <w:proofErr w:type="spellStart"/>
+        <w:t>) &lt; 1.0)</w:t>
+      </w:r>
       <w:r>
         <w:rPr>
           <w:rFonts w:ascii="Consolas" w:hAnsi="Consolas"/>
           <w:sz w:val="17"/>
           <w:lang w:val="es-419"/>
         </w:rPr>
-        <w:t>abs</w:t>
-      </w:r>
-      <w:proofErr w:type="spellEnd"/>
+        <w:br/>
+        <w:t xml:space="preserve">    </w:t>
+      </w:r>
+      <w:proofErr w:type="spellStart"/>
       <w:r>
         <w:rPr>
           <w:rFonts w:ascii="Consolas" w:hAnsi="Consolas"/>
           <w:sz w:val="17"/>
           <w:lang w:val="es-419"/>
         </w:rPr>
-        <w:t>(</w:t>
-      </w:r>
-      <w:proofErr w:type="spellStart"/>
+        <w:t>velX</w:t>
+      </w:r>
+      <w:proofErr w:type="spellEnd"/>
       <w:r>
         <w:rPr>
           <w:rFonts w:ascii="Consolas" w:hAnsi="Consolas"/>
           <w:sz w:val="17"/>
           <w:lang w:val="es-419"/>
         </w:rPr>
-        <w:t>velX</w:t>
+        <w:t xml:space="preserve"> = 0.0;</w:t>
+      </w:r>
+    </w:p>
+    <w:p>
+      <w:pPr>
+        <w:rPr>
+          <w:lang w:val="es-419"/>
+        </w:rPr>
+      </w:pPr>
+      <w:r>
+        <w:rPr>
+          <w:lang w:val="es-419"/>
+        </w:rPr>
+        <w:t>El factor de fricción está configurado en 0.90. Por lo tanto, el helicóptero desacelera gradualmente en lugar de detenerse instantáneamente.</w:t>
+      </w:r>
+    </w:p>
+    <w:p>
+      <w:pPr>
+        <w:pStyle w:val="Heading3"/>
+        <w:rPr>
+          <w:lang w:val="es-419"/>
+        </w:rPr>
+      </w:pPr>
+      <w:bookmarkStart w:id="30" w:name="_Toc240860718"/>
+      <w:r>
+        <w:rPr>
+          <w:lang w:val="es-419"/>
+        </w:rPr>
+        <w:t>9.3.5 Viento</w:t>
+      </w:r>
+      <w:bookmarkEnd w:id="30"/>
+    </w:p>
+    <w:p>
+      <w:pPr>
+        <w:rPr>
+          <w:lang w:val="es-419"/>
+        </w:rPr>
+      </w:pPr>
+      <w:r>
+        <w:rPr>
+          <w:lang w:val="es-419"/>
+        </w:rPr>
+        <w:t xml:space="preserve">El viento se incorpora como una aceleración adicional que se suma directamente a las velocidades del helicóptero. El Nivel 1 utiliza viento nulo. En el Nivel 2 se establece </w:t>
+      </w:r>
+      <w:proofErr w:type="spellStart"/>
+      <w:r>
+        <w:rPr>
+          <w:lang w:val="es-419"/>
+        </w:rPr>
+        <w:t>windX</w:t>
       </w:r>
       <w:proofErr w:type="spellEnd"/>
+      <w:r>
+        <w:rPr>
+          <w:lang w:val="es-419"/>
+        </w:rPr>
+        <w:t xml:space="preserve"> = 40 </w:t>
+      </w:r>
+      <w:proofErr w:type="spellStart"/>
+      <w:r>
+        <w:rPr>
+          <w:lang w:val="es-419"/>
+        </w:rPr>
+        <w:t>px</w:t>
+      </w:r>
+      <w:proofErr w:type="spellEnd"/>
+      <w:r>
+        <w:rPr>
+          <w:lang w:val="es-419"/>
+        </w:rPr>
+        <w:t xml:space="preserve">/s y </w:t>
+      </w:r>
+      <w:proofErr w:type="spellStart"/>
+      <w:r>
+        <w:rPr>
+          <w:lang w:val="es-419"/>
+        </w:rPr>
+        <w:t>windY</w:t>
+      </w:r>
+      <w:proofErr w:type="spellEnd"/>
+      <w:r>
+        <w:rPr>
+          <w:lang w:val="es-419"/>
+        </w:rPr>
+        <w:t xml:space="preserve"> = 0. En el Nivel 3, los valores se regeneran aproximadamente cada 1.5 segundos con rangos de −60 a 60 </w:t>
+      </w:r>
+      <w:proofErr w:type="spellStart"/>
+      <w:r>
+        <w:rPr>
+          <w:lang w:val="es-419"/>
+        </w:rPr>
+        <w:t>px</w:t>
+      </w:r>
+      <w:proofErr w:type="spellEnd"/>
+      <w:r>
+        <w:rPr>
+          <w:lang w:val="es-419"/>
+        </w:rPr>
+        <w:t xml:space="preserve">/s en X y −40 a 40 </w:t>
+      </w:r>
+      <w:proofErr w:type="spellStart"/>
+      <w:r>
+        <w:rPr>
+          <w:lang w:val="es-419"/>
+        </w:rPr>
+        <w:t>px</w:t>
+      </w:r>
+      <w:proofErr w:type="spellEnd"/>
+      <w:r>
+        <w:rPr>
+          <w:lang w:val="es-419"/>
+        </w:rPr>
+        <w:t>/s en Y.</w:t>
+      </w:r>
+    </w:p>
+    <w:p>
+      <w:pPr>
+        <w:ind w:left="432"/>
+      </w:pPr>
+      <w:proofErr w:type="spellStart"/>
       <w:r>
         <w:rPr>
           <w:rFonts w:ascii="Consolas" w:hAnsi="Consolas"/>
           <w:sz w:val="17"/>
-          <w:lang w:val="es-419"/>
-        </w:rPr>
-        <w:t>) &lt; 1.0)</w:t>
-      </w:r>
+        </w:rPr>
+        <w:t>velX</w:t>
+      </w:r>
+      <w:proofErr w:type="spellEnd"/>
       <w:r>
         <w:rPr>
           <w:rFonts w:ascii="Consolas" w:hAnsi="Consolas"/>
           <w:sz w:val="17"/>
+        </w:rPr>
+        <w:t xml:space="preserve"> += </w:t>
+      </w:r>
+      <w:proofErr w:type="spellStart"/>
+      <w:r>
+        <w:rPr>
+          <w:rFonts w:ascii="Consolas" w:hAnsi="Consolas"/>
+          <w:sz w:val="17"/>
+        </w:rPr>
+        <w:t>windX</w:t>
+      </w:r>
+      <w:proofErr w:type="spellEnd"/>
+      <w:r>
+        <w:rPr>
+          <w:rFonts w:ascii="Consolas" w:hAnsi="Consolas"/>
+          <w:sz w:val="17"/>
+        </w:rPr>
+        <w:t xml:space="preserve"> * dt;</w:t>
+      </w:r>
+      <w:r>
+        <w:rPr>
+          <w:rFonts w:ascii="Consolas" w:hAnsi="Consolas"/>
+          <w:sz w:val="17"/>
+        </w:rPr>
+        <w:br/>
+        <w:t>velY += windY * dt;</w:t>
+      </w:r>
+    </w:p>
+    <w:p>
+      <w:pPr>
+        <w:pStyle w:val="Heading3"/>
+        <w:rPr>
+          <w:lang w:val="es-419"/>
+        </w:rPr>
+      </w:pPr>
+      <w:bookmarkStart w:id="31" w:name="_Toc240860719"/>
+      <w:r>
+        <w:rPr>
+          <w:lang w:val="es-419"/>
+        </w:rPr>
+        <w:t>9.3.6 Actualización de la posición</w:t>
+      </w:r>
+      <w:bookmarkEnd w:id="31"/>
+    </w:p>
+    <w:p>
+      <w:pPr>
+        <w:rPr>
+          <w:lang w:val="es-419"/>
+        </w:rPr>
+      </w:pPr>
+      <w:r>
+        <w:rPr>
+          <w:lang w:val="es-419"/>
+        </w:rPr>
+        <w:t xml:space="preserve">Después de calcular las velocidades, </w:t>
+      </w:r>
+      <w:proofErr w:type="spellStart"/>
+      <w:r>
+        <w:rPr>
+          <w:lang w:val="es-419"/>
+        </w:rPr>
+        <w:t>MyHeli</w:t>
+      </w:r>
+      <w:proofErr w:type="spellEnd"/>
+      <w:r>
+        <w:rPr>
+          <w:lang w:val="es-419"/>
+        </w:rPr>
+        <w:t xml:space="preserve"> obtiene la nueva posición mediante la integración explícita de velocidad sobre el intervalo de tiempo.</w:t>
+      </w:r>
+    </w:p>
+    <w:p>
+      <w:pPr>
+        <w:ind w:left="432"/>
+      </w:pPr>
+      <w:r>
+        <w:rPr>
+          <w:rFonts w:ascii="Consolas" w:hAnsi="Consolas"/>
+          <w:sz w:val="17"/>
+        </w:rPr>
+        <w:t xml:space="preserve">double </w:t>
+      </w:r>
+      <w:proofErr w:type="spellStart"/>
+      <w:r>
+        <w:rPr>
+          <w:rFonts w:ascii="Consolas" w:hAnsi="Consolas"/>
+          <w:sz w:val="17"/>
+        </w:rPr>
+        <w:t>newX</w:t>
+      </w:r>
+      <w:proofErr w:type="spellEnd"/>
+      <w:r>
+        <w:rPr>
+          <w:rFonts w:ascii="Consolas" w:hAnsi="Consolas"/>
+          <w:sz w:val="17"/>
+        </w:rPr>
+        <w:t xml:space="preserve"> = x() + velX * dt;</w:t>
+      </w:r>
+      <w:r>
+        <w:rPr>
+          <w:rFonts w:ascii="Consolas" w:hAnsi="Consolas"/>
+          <w:sz w:val="17"/>
+        </w:rPr>
+        <w:br/>
+        <w:t>double newY = y() + velY * dt;</w:t>
+      </w:r>
+    </w:p>
+    <w:p>
+      <w:pPr>
+        <w:rPr>
+          <w:lang w:val="es-419"/>
+        </w:rPr>
+      </w:pPr>
+      <w:r>
+        <w:rPr>
+          <w:lang w:val="es-419"/>
+        </w:rPr>
+        <w:t>También existen límites de pantalla. Si el helicóptero alcanza los bordes izquierdo, derecho o superior, se corrige su posición y la velocidad correspondiente se establece en cero.</w:t>
+      </w:r>
+    </w:p>
+    <w:p>
+      <w:pPr>
+        <w:pStyle w:val="Heading3"/>
+        <w:rPr>
+          <w:lang w:val="es-419"/>
+        </w:rPr>
+      </w:pPr>
+      <w:bookmarkStart w:id="32" w:name="_Toc240860720"/>
+      <w:r>
+        <w:rPr>
+          <w:lang w:val="es-419"/>
+        </w:rPr>
+        <w:t>9.3.7 Aterrizaje seguro</w:t>
+      </w:r>
+      <w:bookmarkEnd w:id="32"/>
+    </w:p>
+    <w:p>
+      <w:pPr>
+        <w:rPr>
+          <w:lang w:val="es-419"/>
+        </w:rPr>
+      </w:pPr>
+      <w:r>
+        <w:rPr>
+          <w:lang w:val="es-419"/>
+        </w:rPr>
+        <w:t xml:space="preserve">El código define una velocidad vertical máxima permitida para aterrizar de 200 </w:t>
+      </w:r>
+      <w:proofErr w:type="spellStart"/>
+      <w:r>
+        <w:rPr>
+          <w:lang w:val="es-419"/>
+        </w:rPr>
+        <w:t>px</w:t>
+      </w:r>
+      <w:proofErr w:type="spellEnd"/>
+      <w:r>
+        <w:rPr>
+          <w:lang w:val="es-419"/>
+        </w:rPr>
+        <w:t xml:space="preserve">/s. Al tocar el suelo, </w:t>
+      </w:r>
+      <w:proofErr w:type="spellStart"/>
+      <w:r>
+        <w:rPr>
+          <w:lang w:val="es-419"/>
+        </w:rPr>
+        <w:t>checkLanding</w:t>
+      </w:r>
+      <w:proofErr w:type="spellEnd"/>
+      <w:r>
+        <w:rPr>
+          <w:lang w:val="es-419"/>
+        </w:rPr>
+        <w:t xml:space="preserve">() consulta </w:t>
+      </w:r>
+      <w:proofErr w:type="spellStart"/>
+      <w:r>
+        <w:rPr>
+          <w:lang w:val="es-419"/>
+        </w:rPr>
+        <w:t>Physics</w:t>
+      </w:r>
+      <w:proofErr w:type="spellEnd"/>
+      <w:r>
+        <w:rPr>
+          <w:lang w:val="es-419"/>
+        </w:rPr>
+        <w:t>::</w:t>
+      </w:r>
+      <w:proofErr w:type="spellStart"/>
+      <w:r>
+        <w:rPr>
+          <w:lang w:val="es-419"/>
+        </w:rPr>
+        <w:t>SafeLanding</w:t>
+      </w:r>
+      <w:proofErr w:type="spellEnd"/>
+      <w:r>
+        <w:rPr>
+          <w:lang w:val="es-419"/>
+        </w:rPr>
+        <w:t xml:space="preserve">(). Si la velocidad vertical está dentro del límite, se fija </w:t>
+      </w:r>
+      <w:proofErr w:type="spellStart"/>
+      <w:r>
+        <w:rPr>
+          <w:lang w:val="es-419"/>
+        </w:rPr>
+        <w:t>velY</w:t>
+      </w:r>
+      <w:proofErr w:type="spellEnd"/>
+      <w:r>
+        <w:rPr>
+          <w:lang w:val="es-419"/>
+        </w:rPr>
+        <w:t xml:space="preserve"> en cero y se restablece la rotación. Si la velocidad es superior, el helicóptero se estrella.</w:t>
+      </w:r>
+    </w:p>
+    <w:p>
+      <w:pPr>
+        <w:ind w:left="432"/>
+        <w:rPr>
+          <w:lang w:val="es-419"/>
+        </w:rPr>
+      </w:pPr>
+      <w:proofErr w:type="spellStart"/>
+      <w:r>
+        <w:rPr>
+          <w:rFonts w:ascii="Consolas" w:hAnsi="Consolas"/>
+          <w:sz w:val="17"/>
+          <w:lang w:val="es-419"/>
+        </w:rPr>
+        <w:t>velocidadMaxAterrizaje</w:t>
+      </w:r>
+      <w:proofErr w:type="spellEnd"/>
+      <w:r>
+        <w:rPr>
+          <w:rFonts w:ascii="Consolas" w:hAnsi="Consolas"/>
+          <w:sz w:val="17"/>
+          <w:lang w:val="es-419"/>
+        </w:rPr>
+        <w:t xml:space="preserve"> = 200.0; // </w:t>
+      </w:r>
+      <w:proofErr w:type="spellStart"/>
+      <w:r>
+        <w:rPr>
+          <w:rFonts w:ascii="Consolas" w:hAnsi="Consolas"/>
+          <w:sz w:val="17"/>
+          <w:lang w:val="es-419"/>
+        </w:rPr>
+        <w:t>px</w:t>
+      </w:r>
+      <w:proofErr w:type="spellEnd"/>
+      <w:r>
+        <w:rPr>
+          <w:rFonts w:ascii="Consolas" w:hAnsi="Consolas"/>
+          <w:sz w:val="17"/>
+          <w:lang w:val="es-419"/>
+        </w:rPr>
+        <w:t>/s</w:t>
+      </w:r>
+      <w:r>
+        <w:rPr>
+          <w:rFonts w:ascii="Consolas" w:hAnsi="Consolas"/>
+          <w:sz w:val="17"/>
+          <w:lang w:val="es-419"/>
+        </w:rPr>
+        <w:br/>
+      </w:r>
+      <w:r>
+        <w:rPr>
+          <w:rFonts w:ascii="Consolas" w:hAnsi="Consolas"/>
+          <w:sz w:val="17"/>
+          <w:lang w:val="es-419"/>
+        </w:rPr>
+        <w:br/>
+      </w:r>
+      <w:proofErr w:type="spellStart"/>
+      <w:r>
+        <w:rPr>
+          <w:rFonts w:ascii="Consolas" w:hAnsi="Consolas"/>
+          <w:sz w:val="17"/>
+          <w:lang w:val="es-419"/>
+        </w:rPr>
+        <w:t>bool</w:t>
+      </w:r>
+      <w:proofErr w:type="spellEnd"/>
+      <w:r>
+        <w:rPr>
+          <w:rFonts w:ascii="Consolas" w:hAnsi="Consolas"/>
+          <w:sz w:val="17"/>
+          <w:lang w:val="es-419"/>
+        </w:rPr>
+        <w:t xml:space="preserve"> </w:t>
+      </w:r>
+      <w:proofErr w:type="spellStart"/>
+      <w:r>
+        <w:rPr>
+          <w:rFonts w:ascii="Consolas" w:hAnsi="Consolas"/>
+          <w:sz w:val="17"/>
+          <w:lang w:val="es-419"/>
+        </w:rPr>
+        <w:t>Physics</w:t>
+      </w:r>
+      <w:proofErr w:type="spellEnd"/>
+      <w:r>
+        <w:rPr>
+          <w:rFonts w:ascii="Consolas" w:hAnsi="Consolas"/>
+          <w:sz w:val="17"/>
+          <w:lang w:val="es-419"/>
+        </w:rPr>
+        <w:t>::</w:t>
+      </w:r>
+      <w:proofErr w:type="spellStart"/>
+      <w:r>
+        <w:rPr>
+          <w:rFonts w:ascii="Consolas" w:hAnsi="Consolas"/>
+          <w:sz w:val="17"/>
+          <w:lang w:val="es-419"/>
+        </w:rPr>
+        <w:t>SafeLanding</w:t>
+      </w:r>
+      <w:proofErr w:type="spellEnd"/>
+      <w:r>
+        <w:rPr>
+          <w:rFonts w:ascii="Consolas" w:hAnsi="Consolas"/>
+          <w:sz w:val="17"/>
+          <w:lang w:val="es-419"/>
+        </w:rPr>
+        <w:t>(</w:t>
+      </w:r>
+      <w:proofErr w:type="spellStart"/>
+      <w:r>
+        <w:rPr>
+          <w:rFonts w:ascii="Consolas" w:hAnsi="Consolas"/>
+          <w:sz w:val="17"/>
+          <w:lang w:val="es-419"/>
+        </w:rPr>
+        <w:t>double</w:t>
+      </w:r>
+      <w:proofErr w:type="spellEnd"/>
+      <w:r>
+        <w:rPr>
+          <w:rFonts w:ascii="Consolas" w:hAnsi="Consolas"/>
+          <w:sz w:val="17"/>
+          <w:lang w:val="es-419"/>
+        </w:rPr>
+        <w:t xml:space="preserve"> </w:t>
+      </w:r>
+      <w:proofErr w:type="spellStart"/>
+      <w:r>
+        <w:rPr>
+          <w:rFonts w:ascii="Consolas" w:hAnsi="Consolas"/>
+          <w:sz w:val="17"/>
+          <w:lang w:val="es-419"/>
+        </w:rPr>
+        <w:t>velY</w:t>
+      </w:r>
+      <w:proofErr w:type="spellEnd"/>
+      <w:r>
+        <w:rPr>
+          <w:rFonts w:ascii="Consolas" w:hAnsi="Consolas"/>
+          <w:sz w:val="17"/>
+          <w:lang w:val="es-419"/>
+        </w:rPr>
+        <w:t xml:space="preserve">) </w:t>
+      </w:r>
+      <w:proofErr w:type="spellStart"/>
+      <w:r>
+        <w:rPr>
+          <w:rFonts w:ascii="Consolas" w:hAnsi="Consolas"/>
+          <w:sz w:val="17"/>
+          <w:lang w:val="es-419"/>
+        </w:rPr>
+        <w:t>const</w:t>
+      </w:r>
+      <w:proofErr w:type="spellEnd"/>
+      <w:r>
+        <w:rPr>
+          <w:rFonts w:ascii="Consolas" w:hAnsi="Consolas"/>
+          <w:sz w:val="17"/>
+          <w:lang w:val="es-419"/>
+        </w:rPr>
+        <w:t>{</w:t>
+      </w:r>
+      <w:r>
+        <w:rPr>
+          <w:rFonts w:ascii="Consolas" w:hAnsi="Consolas"/>
+          <w:sz w:val="17"/>
           <w:lang w:val="es-419"/>
         </w:rPr>
         <w:br/>
@@ -6818,7 +7267,7 @@
           <w:sz w:val="17"/>
           <w:lang w:val="es-419"/>
         </w:rPr>
-        <w:t>velX</w:t>
+        <w:t>return</w:t>
       </w:r>
       <w:proofErr w:type="spellEnd"/>
       <w:r>
@@ -6827,164 +7276,52 @@
           <w:sz w:val="17"/>
           <w:lang w:val="es-419"/>
         </w:rPr>
-        <w:t xml:space="preserve"> = 0.0;</w:t>
-      </w:r>
-    </w:p>
-    <w:p>
-      <w:pPr>
-        <w:rPr>
-          <w:lang w:val="es-419"/>
-        </w:rPr>
-      </w:pPr>
-      <w:r>
-        <w:rPr>
-          <w:lang w:val="es-419"/>
-        </w:rPr>
-        <w:t>El factor de fricción está configurado en 0.90. Por lo tanto, el helicóptero desacelera gradualmente en lugar de detenerse instantáneamente.</w:t>
-      </w:r>
-    </w:p>
-    <w:p>
-      <w:pPr>
-        <w:pStyle w:val="Heading3"/>
-        <w:rPr>
-          <w:lang w:val="es-419"/>
-        </w:rPr>
-      </w:pPr>
-      <w:bookmarkStart w:id="30" w:name="_Toc240860718"/>
-      <w:r>
-        <w:rPr>
-          <w:lang w:val="es-419"/>
-        </w:rPr>
-        <w:t>9.3.5 Viento</w:t>
-      </w:r>
-      <w:bookmarkEnd w:id="30"/>
-    </w:p>
-    <w:p>
-      <w:pPr>
-        <w:rPr>
-          <w:lang w:val="es-419"/>
-        </w:rPr>
-      </w:pPr>
-      <w:r>
-        <w:rPr>
-          <w:lang w:val="es-419"/>
-        </w:rPr>
-        <w:t xml:space="preserve">El viento se incorpora como una aceleración adicional que se suma directamente a las velocidades del helicóptero. El Nivel 1 utiliza viento nulo. En el Nivel 2 se establece </w:t>
-      </w:r>
-      <w:proofErr w:type="spellStart"/>
-      <w:r>
-        <w:rPr>
-          <w:lang w:val="es-419"/>
-        </w:rPr>
-        <w:t>windX</w:t>
-      </w:r>
-      <w:proofErr w:type="spellEnd"/>
-      <w:r>
-        <w:rPr>
-          <w:lang w:val="es-419"/>
-        </w:rPr>
-        <w:t xml:space="preserve"> = 40 </w:t>
-      </w:r>
-      <w:proofErr w:type="spellStart"/>
-      <w:r>
-        <w:rPr>
-          <w:lang w:val="es-419"/>
-        </w:rPr>
-        <w:t>px</w:t>
-      </w:r>
-      <w:proofErr w:type="spellEnd"/>
-      <w:r>
-        <w:rPr>
-          <w:lang w:val="es-419"/>
-        </w:rPr>
-        <w:t xml:space="preserve">/s y </w:t>
-      </w:r>
-      <w:proofErr w:type="spellStart"/>
-      <w:r>
-        <w:rPr>
-          <w:lang w:val="es-419"/>
-        </w:rPr>
-        <w:t>windY</w:t>
-      </w:r>
-      <w:proofErr w:type="spellEnd"/>
-      <w:r>
-        <w:rPr>
-          <w:lang w:val="es-419"/>
-        </w:rPr>
-        <w:t xml:space="preserve"> = 0. En el Nivel 3, los valores se regeneran aproximadamente cada 1.5 segundos con rangos de −60 a 60 </w:t>
-      </w:r>
-      <w:proofErr w:type="spellStart"/>
-      <w:r>
-        <w:rPr>
-          <w:lang w:val="es-419"/>
-        </w:rPr>
-        <w:t>px</w:t>
-      </w:r>
-      <w:proofErr w:type="spellEnd"/>
-      <w:r>
-        <w:rPr>
-          <w:lang w:val="es-419"/>
-        </w:rPr>
-        <w:t xml:space="preserve">/s en X y −40 a 40 </w:t>
-      </w:r>
-      <w:proofErr w:type="spellStart"/>
-      <w:r>
-        <w:rPr>
-          <w:lang w:val="es-419"/>
-        </w:rPr>
-        <w:t>px</w:t>
-      </w:r>
-      <w:proofErr w:type="spellEnd"/>
-      <w:r>
-        <w:rPr>
-          <w:lang w:val="es-419"/>
-        </w:rPr>
-        <w:t>/s en Y.</w:t>
-      </w:r>
-    </w:p>
-    <w:p>
-      <w:pPr>
-        <w:ind w:left="432"/>
-      </w:pPr>
+        <w:t xml:space="preserve"> </w:t>
+      </w:r>
       <w:proofErr w:type="spellStart"/>
       <w:r>
         <w:rPr>
           <w:rFonts w:ascii="Consolas" w:hAnsi="Consolas"/>
           <w:sz w:val="17"/>
-        </w:rPr>
-        <w:t>velX</w:t>
+          <w:lang w:val="es-419"/>
+        </w:rPr>
+        <w:t>velY</w:t>
       </w:r>
       <w:proofErr w:type="spellEnd"/>
       <w:r>
         <w:rPr>
           <w:rFonts w:ascii="Consolas" w:hAnsi="Consolas"/>
           <w:sz w:val="17"/>
-        </w:rPr>
-        <w:t xml:space="preserve"> += </w:t>
+          <w:lang w:val="es-419"/>
+        </w:rPr>
+        <w:t xml:space="preserve"> &lt;= </w:t>
       </w:r>
       <w:proofErr w:type="spellStart"/>
       <w:r>
         <w:rPr>
           <w:rFonts w:ascii="Consolas" w:hAnsi="Consolas"/>
           <w:sz w:val="17"/>
-        </w:rPr>
-        <w:t>windX</w:t>
+          <w:lang w:val="es-419"/>
+        </w:rPr>
+        <w:t>velocidadMaxAterrizaje</w:t>
       </w:r>
       <w:proofErr w:type="spellEnd"/>
       <w:r>
         <w:rPr>
           <w:rFonts w:ascii="Consolas" w:hAnsi="Consolas"/>
           <w:sz w:val="17"/>
-        </w:rPr>
-        <w:t xml:space="preserve"> * dt;</w:t>
+          <w:lang w:val="es-419"/>
+        </w:rPr>
+        <w:t>;</w:t>
       </w:r>
       <w:r>
         <w:rPr>
           <w:rFonts w:ascii="Consolas" w:hAnsi="Consolas"/>
           <w:sz w:val="17"/>
+          <w:lang w:val="es-419"/>
         </w:rPr>
         <w:br/>
-        <w:t>velY += windY * dt;</w:t>
+        <w:t>}</w:t>
       </w:r>
     </w:p>
     <w:p>
@@ -6994,40 +7331,26 @@
           <w:lang w:val="es-419"/>
         </w:rPr>
       </w:pPr>
-      <w:bookmarkStart w:id="31" w:name="_Toc240860719"/>
-      <w:r>
-        <w:rPr>
-          <w:lang w:val="es-419"/>
-        </w:rPr>
-        <w:t>9.3.6 Actualización de la posición</w:t>
-      </w:r>
-      <w:bookmarkEnd w:id="31"/>
-    </w:p>
-    <w:p>
-      <w:pPr>
-        <w:rPr>
-          <w:lang w:val="es-419"/>
-        </w:rPr>
-      </w:pPr>
-      <w:r>
-        <w:rPr>
-          <w:lang w:val="es-419"/>
-        </w:rPr>
-        <w:t xml:space="preserve">Después de calcular las velocidades, </w:t>
-      </w:r>
-      <w:proofErr w:type="spellStart"/>
-      <w:r>
-        <w:rPr>
-          <w:lang w:val="es-419"/>
-        </w:rPr>
-        <w:t>MyHeli</w:t>
-      </w:r>
-      <w:proofErr w:type="spellEnd"/>
-      <w:r>
-        <w:rPr>
-          <w:lang w:val="es-419"/>
-        </w:rPr>
-        <w:t xml:space="preserve"> obtiene la nueva posición mediante la integración explícita de velocidad sobre el intervalo de tiempo.</w:t>
+      <w:bookmarkStart w:id="33" w:name="_Toc240860721"/>
+      <w:r>
+        <w:rPr>
+          <w:lang w:val="es-419"/>
+        </w:rPr>
+        <w:t>9.3.8 Inclinación visual del helicóptero</w:t>
+      </w:r>
+      <w:bookmarkEnd w:id="33"/>
+    </w:p>
+    <w:p>
+      <w:pPr>
+        <w:rPr>
+          <w:lang w:val="es-419"/>
+        </w:rPr>
+      </w:pPr>
+      <w:r>
+        <w:rPr>
+          <w:lang w:val="es-419"/>
+        </w:rPr>
+        <w:t>La rotación no modifica la trayectoria; se utiliza como representación visual del movimiento. El ángulo objetivo depende de las velocidades vertical y horizontal y se limita a ±25 grados.</w:t>
       </w:r>
     </w:p>
     <w:p>
@@ -7039,7 +7362,7 @@
           <w:rFonts w:ascii="Consolas" w:hAnsi="Consolas"/>
           <w:sz w:val="17"/>
         </w:rPr>
-        <w:t xml:space="preserve">double </w:t>
+        <w:t xml:space="preserve">double tilt = </w:t>
       </w:r>
       <w:proofErr w:type="spellStart"/>
       <w:r>
@@ -7047,7 +7370,7 @@
           <w:rFonts w:ascii="Consolas" w:hAnsi="Consolas"/>
           <w:sz w:val="17"/>
         </w:rPr>
-        <w:t>newX</w:t>
+        <w:t>velY</w:t>
       </w:r>
       <w:proofErr w:type="spellEnd"/>
       <w:r>
@@ -7055,689 +7378,160 @@
           <w:rFonts w:ascii="Consolas" w:hAnsi="Consolas"/>
           <w:sz w:val="17"/>
         </w:rPr>
-        <w:t xml:space="preserve"> = </w:t>
-      </w:r>
-      <w:proofErr w:type="gramStart"/>
+        <w:t xml:space="preserve"> * 0.06 + velX * 0.02;</w:t>
+      </w:r>
       <w:r>
         <w:rPr>
           <w:rFonts w:ascii="Consolas" w:hAnsi="Consolas"/>
           <w:sz w:val="17"/>
         </w:rPr>
-        <w:t>x(</w:t>
-      </w:r>
-      <w:proofErr w:type="gramEnd"/>
+        <w:br/>
+        <w:t>if(tilt &gt; 25.0) tilt = 25.0;</w:t>
+      </w:r>
       <w:r>
         <w:rPr>
           <w:rFonts w:ascii="Consolas" w:hAnsi="Consolas"/>
           <w:sz w:val="17"/>
         </w:rPr>
-        <w:t>) + velX * dt;</w:t>
-      </w:r>
+        <w:br/>
+        <w:t>if(tilt &lt; -25.0) tilt = -25.0;</w:t>
+      </w:r>
+    </w:p>
+    <w:p>
+      <w:pPr>
+        <w:pStyle w:val="Heading3"/>
+        <w:rPr>
+          <w:lang w:val="es-419"/>
+        </w:rPr>
+      </w:pPr>
+      <w:bookmarkStart w:id="34" w:name="_Toc240860722"/>
+      <w:r>
+        <w:rPr>
+          <w:lang w:val="es-419"/>
+        </w:rPr>
+        <w:lastRenderedPageBreak/>
+        <w:t xml:space="preserve">9.3.9 </w:t>
+      </w:r>
+      <w:proofErr w:type="spellStart"/>
+      <w:r>
+        <w:rPr>
+          <w:lang w:val="es-419"/>
+        </w:rPr>
+        <w:t>Scroll</w:t>
+      </w:r>
+      <w:proofErr w:type="spellEnd"/>
+      <w:r>
+        <w:rPr>
+          <w:lang w:val="es-419"/>
+        </w:rPr>
+        <w:t xml:space="preserve"> del mundo al tocar el suelo</w:t>
+      </w:r>
+      <w:bookmarkEnd w:id="34"/>
+    </w:p>
+    <w:p>
+      <w:pPr>
+        <w:rPr>
+          <w:lang w:val="es-419"/>
+        </w:rPr>
+      </w:pPr>
+      <w:r>
+        <w:rPr>
+          <w:lang w:val="es-419"/>
+        </w:rPr>
+        <w:t xml:space="preserve">Cuando el helicóptero está en el suelo mientras el mundo continúa en movimiento, se aplica un desplazamiento horizontal de 60 </w:t>
+      </w:r>
+      <w:proofErr w:type="spellStart"/>
+      <w:r>
+        <w:rPr>
+          <w:lang w:val="es-419"/>
+        </w:rPr>
+        <w:t>px</w:t>
+      </w:r>
+      <w:proofErr w:type="spellEnd"/>
+      <w:r>
+        <w:rPr>
+          <w:lang w:val="es-419"/>
+        </w:rPr>
+        <w:t xml:space="preserve">/s al propio helicóptero para mantener la sensación de desplazamiento del escenario. Cuando aparece la meta, </w:t>
+      </w:r>
+      <w:proofErr w:type="spellStart"/>
+      <w:r>
+        <w:rPr>
+          <w:lang w:val="es-419"/>
+        </w:rPr>
+        <w:t>mundoEnMovimiento</w:t>
+      </w:r>
+      <w:proofErr w:type="spellEnd"/>
+      <w:r>
+        <w:rPr>
+          <w:lang w:val="es-419"/>
+        </w:rPr>
+        <w:t xml:space="preserve"> pasa a falso y el helicóptero deja de deslizarse.</w:t>
+      </w:r>
+    </w:p>
+    <w:p>
+      <w:pPr>
+        <w:pStyle w:val="Heading3"/>
+        <w:rPr>
+          <w:lang w:val="es-419"/>
+        </w:rPr>
+      </w:pPr>
+      <w:bookmarkStart w:id="35" w:name="_Toc240860723"/>
+      <w:r>
+        <w:rPr>
+          <w:lang w:val="es-419"/>
+        </w:rPr>
+        <w:t>9.3.10 Combustible como restricción de la física</w:t>
+      </w:r>
+      <w:bookmarkEnd w:id="35"/>
+    </w:p>
+    <w:p>
+      <w:pPr>
+        <w:rPr>
+          <w:lang w:val="es-419"/>
+        </w:rPr>
+      </w:pPr>
+      <w:r>
+        <w:rPr>
+          <w:lang w:val="es-419"/>
+        </w:rPr>
+        <w:t>El combustible comienza en 100 unidades. En cada actualización se descuenta un consumo base de 1.2 unidades por segundo y, mientras se aplica empuje, se añade un consumo extra de 3.0 unidades por segundo. Si el combustible llega a cero, el empuje deja de aplicarse. El código también provoca la derrota si el helicóptero permanece en el suelo sin combustible.</w:t>
+      </w:r>
+    </w:p>
+    <w:p>
+      <w:pPr>
+        <w:ind w:left="432"/>
+      </w:pPr>
       <w:r>
         <w:rPr>
           <w:rFonts w:ascii="Consolas" w:hAnsi="Consolas"/>
           <w:sz w:val="17"/>
         </w:rPr>
-        <w:br/>
-        <w:t xml:space="preserve">double newY = </w:t>
-      </w:r>
-      <w:proofErr w:type="gramStart"/>
+        <w:t xml:space="preserve">double </w:t>
+      </w:r>
+      <w:proofErr w:type="spellStart"/>
       <w:r>
         <w:rPr>
           <w:rFonts w:ascii="Consolas" w:hAnsi="Consolas"/>
           <w:sz w:val="17"/>
         </w:rPr>
-        <w:t>y(</w:t>
-      </w:r>
-      <w:proofErr w:type="gramEnd"/>
+        <w:t>consumoBase</w:t>
+      </w:r>
+      <w:proofErr w:type="spellEnd"/>
       <w:r>
         <w:rPr>
           <w:rFonts w:ascii="Consolas" w:hAnsi="Consolas"/>
           <w:sz w:val="17"/>
         </w:rPr>
-        <w:t>) + velY * dt;</w:t>
-      </w:r>
-    </w:p>
-    <w:p>
-      <w:pPr>
-        <w:rPr>
-          <w:lang w:val="es-419"/>
-        </w:rPr>
-      </w:pPr>
-      <w:r>
-        <w:rPr>
-          <w:lang w:val="es-419"/>
-        </w:rPr>
-        <w:t xml:space="preserve">También existen límites de pantalla. Si el helicóptero alcanza los </w:t>
-      </w:r>
-      <w:proofErr w:type="gramStart"/>
-      <w:r>
-        <w:rPr>
-          <w:lang w:val="es-419"/>
-        </w:rPr>
-        <w:t>bordes izquierdo</w:t>
-      </w:r>
-      <w:proofErr w:type="gramEnd"/>
-      <w:r>
-        <w:rPr>
-          <w:lang w:val="es-419"/>
-        </w:rPr>
-        <w:t>, derecho o superior, se corrige su posición y la velocidad correspondiente se establece en cero.</w:t>
-      </w:r>
-    </w:p>
-    <w:p>
-      <w:pPr>
-        <w:pStyle w:val="Heading3"/>
-        <w:rPr>
-          <w:lang w:val="es-419"/>
-        </w:rPr>
-      </w:pPr>
-      <w:bookmarkStart w:id="32" w:name="_Toc240860720"/>
-      <w:r>
-        <w:rPr>
-          <w:lang w:val="es-419"/>
-        </w:rPr>
-        <w:t>9.3.7 Aterrizaje seguro</w:t>
-      </w:r>
-      <w:bookmarkEnd w:id="32"/>
-    </w:p>
-    <w:p>
-      <w:pPr>
-        <w:rPr>
-          <w:lang w:val="es-419"/>
-        </w:rPr>
-      </w:pPr>
-      <w:r>
-        <w:rPr>
-          <w:lang w:val="es-419"/>
-        </w:rPr>
-        <w:t xml:space="preserve">El código define una velocidad vertical máxima permitida para aterrizar de 200 </w:t>
-      </w:r>
-      <w:proofErr w:type="spellStart"/>
-      <w:r>
-        <w:rPr>
-          <w:lang w:val="es-419"/>
-        </w:rPr>
-        <w:t>px</w:t>
-      </w:r>
-      <w:proofErr w:type="spellEnd"/>
-      <w:r>
-        <w:rPr>
-          <w:lang w:val="es-419"/>
-        </w:rPr>
-        <w:t xml:space="preserve">/s. Al tocar el suelo, </w:t>
-      </w:r>
-      <w:proofErr w:type="spellStart"/>
-      <w:proofErr w:type="gramStart"/>
-      <w:r>
-        <w:rPr>
-          <w:lang w:val="es-419"/>
-        </w:rPr>
-        <w:t>checkLanding</w:t>
-      </w:r>
-      <w:proofErr w:type="spellEnd"/>
-      <w:r>
-        <w:rPr>
-          <w:lang w:val="es-419"/>
-        </w:rPr>
-        <w:t>(</w:t>
-      </w:r>
-      <w:proofErr w:type="gramEnd"/>
-      <w:r>
-        <w:rPr>
-          <w:lang w:val="es-419"/>
-        </w:rPr>
-        <w:t xml:space="preserve">) consulta </w:t>
-      </w:r>
-      <w:proofErr w:type="spellStart"/>
-      <w:proofErr w:type="gramStart"/>
-      <w:r>
-        <w:rPr>
-          <w:lang w:val="es-419"/>
-        </w:rPr>
-        <w:t>Physics</w:t>
-      </w:r>
-      <w:proofErr w:type="spellEnd"/>
-      <w:r>
-        <w:rPr>
-          <w:lang w:val="es-419"/>
-        </w:rPr>
-        <w:t>::</w:t>
-      </w:r>
-      <w:proofErr w:type="spellStart"/>
-      <w:r>
-        <w:rPr>
-          <w:lang w:val="es-419"/>
-        </w:rPr>
-        <w:t>SafeLanding</w:t>
-      </w:r>
-      <w:proofErr w:type="spellEnd"/>
-      <w:r>
-        <w:rPr>
-          <w:lang w:val="es-419"/>
-        </w:rPr>
-        <w:t>(</w:t>
-      </w:r>
-      <w:proofErr w:type="gramEnd"/>
-      <w:r>
-        <w:rPr>
-          <w:lang w:val="es-419"/>
-        </w:rPr>
-        <w:t xml:space="preserve">). Si la velocidad vertical está dentro del límite, se fija </w:t>
-      </w:r>
-      <w:proofErr w:type="spellStart"/>
-      <w:r>
-        <w:rPr>
-          <w:lang w:val="es-419"/>
-        </w:rPr>
-        <w:t>velY</w:t>
-      </w:r>
-      <w:proofErr w:type="spellEnd"/>
-      <w:r>
-        <w:rPr>
-          <w:lang w:val="es-419"/>
-        </w:rPr>
-        <w:t xml:space="preserve"> en cero y se restablece la rotación. Si la velocidad es superior, el helicóptero se estrella.</w:t>
-      </w:r>
-    </w:p>
-    <w:p>
-      <w:pPr>
-        <w:ind w:left="432"/>
-        <w:rPr>
-          <w:lang w:val="es-419"/>
-        </w:rPr>
-      </w:pPr>
-      <w:proofErr w:type="spellStart"/>
+        <w:t xml:space="preserve"> = 1.2 * dt;</w:t>
+      </w:r>
       <w:r>
         <w:rPr>
           <w:rFonts w:ascii="Consolas" w:hAnsi="Consolas"/>
           <w:sz w:val="17"/>
-          <w:lang w:val="es-419"/>
-        </w:rPr>
-        <w:t>velocidadMaxAterrizaje</w:t>
-      </w:r>
-      <w:proofErr w:type="spellEnd"/>
-      <w:r>
-        <w:rPr>
-          <w:rFonts w:ascii="Consolas" w:hAnsi="Consolas"/>
-          <w:sz w:val="17"/>
-          <w:lang w:val="es-419"/>
-        </w:rPr>
-        <w:t xml:space="preserve"> = 200.0; // </w:t>
-      </w:r>
-      <w:proofErr w:type="spellStart"/>
-      <w:r>
-        <w:rPr>
-          <w:rFonts w:ascii="Consolas" w:hAnsi="Consolas"/>
-          <w:sz w:val="17"/>
-          <w:lang w:val="es-419"/>
-        </w:rPr>
-        <w:t>px</w:t>
-      </w:r>
-      <w:proofErr w:type="spellEnd"/>
-      <w:r>
-        <w:rPr>
-          <w:rFonts w:ascii="Consolas" w:hAnsi="Consolas"/>
-          <w:sz w:val="17"/>
-          <w:lang w:val="es-419"/>
-        </w:rPr>
-        <w:t>/s</w:t>
-      </w:r>
-      <w:r>
-        <w:rPr>
-          <w:rFonts w:ascii="Consolas" w:hAnsi="Consolas"/>
-          <w:sz w:val="17"/>
-          <w:lang w:val="es-419"/>
         </w:rPr>
         <w:br/>
-      </w:r>
-      <w:r>
-        <w:rPr>
-          <w:rFonts w:ascii="Consolas" w:hAnsi="Consolas"/>
-          <w:sz w:val="17"/>
-          <w:lang w:val="es-419"/>
-        </w:rPr>
-        <w:br/>
-      </w:r>
-      <w:proofErr w:type="spellStart"/>
-      <w:r>
-        <w:rPr>
-          <w:rFonts w:ascii="Consolas" w:hAnsi="Consolas"/>
-          <w:sz w:val="17"/>
-          <w:lang w:val="es-419"/>
-        </w:rPr>
-        <w:t>bool</w:t>
-      </w:r>
-      <w:proofErr w:type="spellEnd"/>
-      <w:r>
-        <w:rPr>
-          <w:rFonts w:ascii="Consolas" w:hAnsi="Consolas"/>
-          <w:sz w:val="17"/>
-          <w:lang w:val="es-419"/>
-        </w:rPr>
-        <w:t xml:space="preserve"> </w:t>
-      </w:r>
-      <w:proofErr w:type="spellStart"/>
-      <w:proofErr w:type="gramStart"/>
-      <w:r>
-        <w:rPr>
-          <w:rFonts w:ascii="Consolas" w:hAnsi="Consolas"/>
-          <w:sz w:val="17"/>
-          <w:lang w:val="es-419"/>
-        </w:rPr>
-        <w:t>Physics</w:t>
-      </w:r>
-      <w:proofErr w:type="spellEnd"/>
-      <w:r>
-        <w:rPr>
-          <w:rFonts w:ascii="Consolas" w:hAnsi="Consolas"/>
-          <w:sz w:val="17"/>
-          <w:lang w:val="es-419"/>
-        </w:rPr>
-        <w:t>::</w:t>
-      </w:r>
-      <w:proofErr w:type="spellStart"/>
-      <w:r>
-        <w:rPr>
-          <w:rFonts w:ascii="Consolas" w:hAnsi="Consolas"/>
-          <w:sz w:val="17"/>
-          <w:lang w:val="es-419"/>
-        </w:rPr>
-        <w:t>SafeLanding</w:t>
-      </w:r>
-      <w:proofErr w:type="spellEnd"/>
-      <w:r>
-        <w:rPr>
-          <w:rFonts w:ascii="Consolas" w:hAnsi="Consolas"/>
-          <w:sz w:val="17"/>
-          <w:lang w:val="es-419"/>
-        </w:rPr>
-        <w:t>(</w:t>
-      </w:r>
-      <w:proofErr w:type="spellStart"/>
-      <w:proofErr w:type="gramEnd"/>
-      <w:r>
-        <w:rPr>
-          <w:rFonts w:ascii="Consolas" w:hAnsi="Consolas"/>
-          <w:sz w:val="17"/>
-          <w:lang w:val="es-419"/>
-        </w:rPr>
-        <w:t>double</w:t>
-      </w:r>
-      <w:proofErr w:type="spellEnd"/>
-      <w:r>
-        <w:rPr>
-          <w:rFonts w:ascii="Consolas" w:hAnsi="Consolas"/>
-          <w:sz w:val="17"/>
-          <w:lang w:val="es-419"/>
-        </w:rPr>
-        <w:t xml:space="preserve"> </w:t>
-      </w:r>
-      <w:proofErr w:type="spellStart"/>
-      <w:r>
-        <w:rPr>
-          <w:rFonts w:ascii="Consolas" w:hAnsi="Consolas"/>
-          <w:sz w:val="17"/>
-          <w:lang w:val="es-419"/>
-        </w:rPr>
-        <w:t>velY</w:t>
-      </w:r>
-      <w:proofErr w:type="spellEnd"/>
-      <w:r>
-        <w:rPr>
-          <w:rFonts w:ascii="Consolas" w:hAnsi="Consolas"/>
-          <w:sz w:val="17"/>
-          <w:lang w:val="es-419"/>
-        </w:rPr>
-        <w:t xml:space="preserve">) </w:t>
-      </w:r>
-      <w:proofErr w:type="spellStart"/>
-      <w:proofErr w:type="gramStart"/>
-      <w:r>
-        <w:rPr>
-          <w:rFonts w:ascii="Consolas" w:hAnsi="Consolas"/>
-          <w:sz w:val="17"/>
-          <w:lang w:val="es-419"/>
-        </w:rPr>
-        <w:t>const</w:t>
-      </w:r>
-      <w:proofErr w:type="spellEnd"/>
-      <w:r>
-        <w:rPr>
-          <w:rFonts w:ascii="Consolas" w:hAnsi="Consolas"/>
-          <w:sz w:val="17"/>
-          <w:lang w:val="es-419"/>
-        </w:rPr>
-        <w:t>{</w:t>
-      </w:r>
-      <w:proofErr w:type="gramEnd"/>
-      <w:r>
-        <w:rPr>
-          <w:rFonts w:ascii="Consolas" w:hAnsi="Consolas"/>
-          <w:sz w:val="17"/>
-          <w:lang w:val="es-419"/>
-        </w:rPr>
-        <w:br/>
-        <w:t xml:space="preserve">    </w:t>
-      </w:r>
-      <w:proofErr w:type="spellStart"/>
-      <w:r>
-        <w:rPr>
-          <w:rFonts w:ascii="Consolas" w:hAnsi="Consolas"/>
-          <w:sz w:val="17"/>
-          <w:lang w:val="es-419"/>
-        </w:rPr>
-        <w:t>return</w:t>
-      </w:r>
-      <w:proofErr w:type="spellEnd"/>
-      <w:r>
-        <w:rPr>
-          <w:rFonts w:ascii="Consolas" w:hAnsi="Consolas"/>
-          <w:sz w:val="17"/>
-          <w:lang w:val="es-419"/>
-        </w:rPr>
-        <w:t xml:space="preserve"> </w:t>
-      </w:r>
-      <w:proofErr w:type="spellStart"/>
-      <w:r>
-        <w:rPr>
-          <w:rFonts w:ascii="Consolas" w:hAnsi="Consolas"/>
-          <w:sz w:val="17"/>
-          <w:lang w:val="es-419"/>
-        </w:rPr>
-        <w:t>velY</w:t>
-      </w:r>
-      <w:proofErr w:type="spellEnd"/>
-      <w:r>
-        <w:rPr>
-          <w:rFonts w:ascii="Consolas" w:hAnsi="Consolas"/>
-          <w:sz w:val="17"/>
-          <w:lang w:val="es-419"/>
-        </w:rPr>
-        <w:t xml:space="preserve"> &lt;= </w:t>
-      </w:r>
-      <w:proofErr w:type="spellStart"/>
-      <w:r>
-        <w:rPr>
-          <w:rFonts w:ascii="Consolas" w:hAnsi="Consolas"/>
-          <w:sz w:val="17"/>
-          <w:lang w:val="es-419"/>
-        </w:rPr>
-        <w:t>velocidadMaxAterrizaje</w:t>
-      </w:r>
-      <w:proofErr w:type="spellEnd"/>
-      <w:r>
-        <w:rPr>
-          <w:rFonts w:ascii="Consolas" w:hAnsi="Consolas"/>
-          <w:sz w:val="17"/>
-          <w:lang w:val="es-419"/>
-        </w:rPr>
-        <w:t>;</w:t>
-      </w:r>
-      <w:r>
-        <w:rPr>
-          <w:rFonts w:ascii="Consolas" w:hAnsi="Consolas"/>
-          <w:sz w:val="17"/>
-          <w:lang w:val="es-419"/>
-        </w:rPr>
-        <w:br/>
-        <w:t>}</w:t>
-      </w:r>
-    </w:p>
-    <w:p>
-      <w:pPr>
-        <w:pStyle w:val="Heading3"/>
-        <w:rPr>
-          <w:lang w:val="es-419"/>
-        </w:rPr>
-      </w:pPr>
-      <w:bookmarkStart w:id="33" w:name="_Toc240860721"/>
-      <w:r>
-        <w:rPr>
-          <w:lang w:val="es-419"/>
-        </w:rPr>
-        <w:t>9.3.8 Inclinación visual del helicóptero</w:t>
-      </w:r>
-      <w:bookmarkEnd w:id="33"/>
-    </w:p>
-    <w:p>
-      <w:pPr>
-        <w:rPr>
-          <w:lang w:val="es-419"/>
-        </w:rPr>
-      </w:pPr>
-      <w:r>
-        <w:rPr>
-          <w:lang w:val="es-419"/>
-        </w:rPr>
-        <w:t>La rotación no modifica la trayectoria; se utiliza como representación visual del movimiento. El ángulo objetivo depende de las velocidades vertical y horizontal y se limita a ±25 grados.</w:t>
-      </w:r>
-    </w:p>
-    <w:p>
-      <w:pPr>
-        <w:ind w:left="432"/>
-      </w:pPr>
-      <w:r>
-        <w:rPr>
-          <w:rFonts w:ascii="Consolas" w:hAnsi="Consolas"/>
-          <w:sz w:val="17"/>
-        </w:rPr>
-        <w:t xml:space="preserve">double tilt = </w:t>
-      </w:r>
-      <w:proofErr w:type="spellStart"/>
-      <w:r>
-        <w:rPr>
-          <w:rFonts w:ascii="Consolas" w:hAnsi="Consolas"/>
-          <w:sz w:val="17"/>
-        </w:rPr>
-        <w:t>velY</w:t>
-      </w:r>
-      <w:proofErr w:type="spellEnd"/>
-      <w:r>
-        <w:rPr>
-          <w:rFonts w:ascii="Consolas" w:hAnsi="Consolas"/>
-          <w:sz w:val="17"/>
-        </w:rPr>
-        <w:t xml:space="preserve"> * 0.06 + velX * 0.02;</w:t>
-      </w:r>
-      <w:r>
-        <w:rPr>
-          <w:rFonts w:ascii="Consolas" w:hAnsi="Consolas"/>
-          <w:sz w:val="17"/>
-        </w:rPr>
-        <w:br/>
-      </w:r>
-      <w:proofErr w:type="gramStart"/>
-      <w:r>
-        <w:rPr>
-          <w:rFonts w:ascii="Consolas" w:hAnsi="Consolas"/>
-          <w:sz w:val="17"/>
-        </w:rPr>
-        <w:t>if(</w:t>
-      </w:r>
-      <w:proofErr w:type="gramEnd"/>
-      <w:r>
-        <w:rPr>
-          <w:rFonts w:ascii="Consolas" w:hAnsi="Consolas"/>
-          <w:sz w:val="17"/>
-        </w:rPr>
-        <w:t>tilt &gt; 25.0) tilt = 25.0;</w:t>
-      </w:r>
-      <w:r>
-        <w:rPr>
-          <w:rFonts w:ascii="Consolas" w:hAnsi="Consolas"/>
-          <w:sz w:val="17"/>
-        </w:rPr>
-        <w:br/>
-      </w:r>
-      <w:proofErr w:type="gramStart"/>
-      <w:r>
-        <w:rPr>
-          <w:rFonts w:ascii="Consolas" w:hAnsi="Consolas"/>
-          <w:sz w:val="17"/>
-        </w:rPr>
-        <w:t>if(</w:t>
-      </w:r>
-      <w:proofErr w:type="gramEnd"/>
-      <w:r>
-        <w:rPr>
-          <w:rFonts w:ascii="Consolas" w:hAnsi="Consolas"/>
-          <w:sz w:val="17"/>
-        </w:rPr>
-        <w:t>tilt &lt; -25.0) tilt = -25.0;</w:t>
-      </w:r>
-    </w:p>
-    <w:p>
-      <w:pPr>
-        <w:pStyle w:val="Heading3"/>
-        <w:rPr>
-          <w:lang w:val="es-419"/>
-        </w:rPr>
-      </w:pPr>
-      <w:bookmarkStart w:id="34" w:name="_Toc240860722"/>
-      <w:r>
-        <w:rPr>
-          <w:lang w:val="es-419"/>
-        </w:rPr>
-        <w:lastRenderedPageBreak/>
-        <w:t xml:space="preserve">9.3.9 </w:t>
-      </w:r>
-      <w:proofErr w:type="spellStart"/>
-      <w:r>
-        <w:rPr>
-          <w:lang w:val="es-419"/>
-        </w:rPr>
-        <w:t>Scroll</w:t>
-      </w:r>
-      <w:proofErr w:type="spellEnd"/>
-      <w:r>
-        <w:rPr>
-          <w:lang w:val="es-419"/>
-        </w:rPr>
-        <w:t xml:space="preserve"> del mundo al tocar el suelo</w:t>
-      </w:r>
-      <w:bookmarkEnd w:id="34"/>
-    </w:p>
-    <w:p>
-      <w:pPr>
-        <w:rPr>
-          <w:lang w:val="es-419"/>
-        </w:rPr>
-      </w:pPr>
-      <w:r>
-        <w:rPr>
-          <w:lang w:val="es-419"/>
-        </w:rPr>
-        <w:t xml:space="preserve">Cuando el helicóptero está en el suelo mientras el mundo continúa en movimiento, se aplica un desplazamiento horizontal de 60 </w:t>
-      </w:r>
-      <w:proofErr w:type="spellStart"/>
-      <w:r>
-        <w:rPr>
-          <w:lang w:val="es-419"/>
-        </w:rPr>
-        <w:t>px</w:t>
-      </w:r>
-      <w:proofErr w:type="spellEnd"/>
-      <w:r>
-        <w:rPr>
-          <w:lang w:val="es-419"/>
-        </w:rPr>
-        <w:t xml:space="preserve">/s al propio helicóptero para mantener la sensación de desplazamiento del escenario. Cuando aparece la meta, </w:t>
-      </w:r>
-      <w:proofErr w:type="spellStart"/>
-      <w:r>
-        <w:rPr>
-          <w:lang w:val="es-419"/>
-        </w:rPr>
-        <w:t>mundoEnMovimiento</w:t>
-      </w:r>
-      <w:proofErr w:type="spellEnd"/>
-      <w:r>
-        <w:rPr>
-          <w:lang w:val="es-419"/>
-        </w:rPr>
-        <w:t xml:space="preserve"> pasa a falso y el helicóptero deja de deslizarse.</w:t>
-      </w:r>
-    </w:p>
-    <w:p>
-      <w:pPr>
-        <w:pStyle w:val="Heading3"/>
-        <w:rPr>
-          <w:lang w:val="es-419"/>
-        </w:rPr>
-      </w:pPr>
-      <w:bookmarkStart w:id="35" w:name="_Toc240860723"/>
-      <w:r>
-        <w:rPr>
-          <w:lang w:val="es-419"/>
-        </w:rPr>
-        <w:t>9.3.10 Combustible como restricción de la física</w:t>
-      </w:r>
-      <w:bookmarkEnd w:id="35"/>
-    </w:p>
-    <w:p>
-      <w:pPr>
-        <w:rPr>
-          <w:lang w:val="es-419"/>
-        </w:rPr>
-      </w:pPr>
-      <w:r>
-        <w:rPr>
-          <w:lang w:val="es-419"/>
-        </w:rPr>
-        <w:t>El combustible comienza en 100 unidades. En cada actualización se descuenta un consumo base de 1.2 unidades por segundo y, mientras se aplica empuje, se añade un consumo extra de 3.0 unidades por segundo. Si el combustible llega a cero, el empuje deja de aplicarse. El código también provoca la derrota si el helicóptero permanece en el suelo sin combustible.</w:t>
-      </w:r>
-    </w:p>
-    <w:p>
-      <w:pPr>
-        <w:ind w:left="432"/>
-      </w:pPr>
-      <w:r>
-        <w:rPr>
-          <w:rFonts w:ascii="Consolas" w:hAnsi="Consolas"/>
-          <w:sz w:val="17"/>
-        </w:rPr>
-        <w:t xml:space="preserve">double </w:t>
-      </w:r>
-      <w:proofErr w:type="spellStart"/>
-      <w:r>
-        <w:rPr>
-          <w:rFonts w:ascii="Consolas" w:hAnsi="Consolas"/>
-          <w:sz w:val="17"/>
-        </w:rPr>
-        <w:t>consumoBase</w:t>
-      </w:r>
-      <w:proofErr w:type="spellEnd"/>
-      <w:r>
-        <w:rPr>
-          <w:rFonts w:ascii="Consolas" w:hAnsi="Consolas"/>
-          <w:sz w:val="17"/>
-        </w:rPr>
-        <w:t xml:space="preserve"> = 1.2 * dt;</w:t>
-      </w:r>
-      <w:r>
-        <w:rPr>
-          <w:rFonts w:ascii="Consolas" w:hAnsi="Consolas"/>
-          <w:sz w:val="17"/>
-        </w:rPr>
-        <w:br/>
-        <w:t xml:space="preserve">double consumoExtra = thrusting &amp;&amp; fuel &gt; </w:t>
-      </w:r>
-      <w:proofErr w:type="gramStart"/>
-      <w:r>
-        <w:rPr>
-          <w:rFonts w:ascii="Consolas" w:hAnsi="Consolas"/>
-          <w:sz w:val="17"/>
-        </w:rPr>
-        <w:t>0.0 ?</w:t>
-      </w:r>
-      <w:proofErr w:type="gramEnd"/>
-      <w:r>
-        <w:rPr>
-          <w:rFonts w:ascii="Consolas" w:hAnsi="Consolas"/>
-          <w:sz w:val="17"/>
-        </w:rPr>
-        <w:t xml:space="preserve"> 3.0 * dt : 0.0;</w:t>
+        <w:t>double consumoExtra = thrusting &amp;&amp; fuel &gt; 0.0 ? 3.0 * dt : 0.0;</w:t>
       </w:r>
       <w:r>
         <w:rPr>
@@ -9261,6 +9055,40 @@
     </w:p>
     <w:p>
       <w:pPr>
+        <w:pStyle w:val="ListBullet"/>
+        <w:rPr>
+          <w:lang w:val="es-419"/>
+        </w:rPr>
+      </w:pPr>
+      <w:r>
+        <w:rPr>
+          <w:lang w:val="es-419"/>
+        </w:rPr>
+        <w:t xml:space="preserve">C++ GUI </w:t>
+      </w:r>
+      <w:proofErr w:type="spellStart"/>
+      <w:r>
+        <w:rPr>
+          <w:lang w:val="es-419"/>
+        </w:rPr>
+        <w:t>Tutorials</w:t>
+      </w:r>
+      <w:proofErr w:type="spellEnd"/>
+      <w:r>
+        <w:rPr>
+          <w:lang w:val="es-419"/>
+        </w:rPr>
+        <w:t xml:space="preserve"> – Abdullah: </w:t>
+      </w:r>
+      <w:r>
+        <w:rPr>
+          <w:lang w:val="es-419"/>
+        </w:rPr>
+        <w:t>https://www.youtube.com/@Abdullah-mg5zl</w:t>
+      </w:r>
+    </w:p>
+    <w:p>
+      <w:pPr>
         <w:pStyle w:val="Heading1"/>
         <w:rPr>
           <w:lang w:val="es-419"/>
@@ -9441,7 +9269,6 @@
         <w:t xml:space="preserve">// </w:t>
       </w:r>
       <w:proofErr w:type="spellStart"/>
-      <w:proofErr w:type="gramStart"/>
       <w:r>
         <w:rPr>
           <w:rFonts w:ascii="Consolas" w:hAnsi="Consolas"/>
@@ -9471,15 +9298,15 @@
           <w:rFonts w:ascii="Consolas" w:hAnsi="Consolas"/>
           <w:sz w:val="17"/>
         </w:rPr>
-        <w:t>(</w:t>
-      </w:r>
-      <w:proofErr w:type="gramEnd"/>
+        <w:t>()</w:t>
+      </w:r>
       <w:r>
         <w:rPr>
           <w:rFonts w:ascii="Consolas" w:hAnsi="Consolas"/>
           <w:sz w:val="17"/>
         </w:rPr>
-        <w:t>)</w:t>
+        <w:br/>
+        <w:t>double dt = 0.016;</w:t>
       </w:r>
       <w:r>
         <w:rPr>
@@ -9487,7 +9314,7 @@
           <w:sz w:val="17"/>
         </w:rPr>
         <w:br/>
-        <w:t>double dt = 0.016;</w:t>
+        <w:t>double newX = x() + velX * dt;</w:t>
       </w:r>
       <w:r>
         <w:rPr>
@@ -9495,47 +9322,7 @@
           <w:sz w:val="17"/>
         </w:rPr>
         <w:br/>
-        <w:t xml:space="preserve">double newX = </w:t>
-      </w:r>
-      <w:proofErr w:type="gramStart"/>
-      <w:r>
-        <w:rPr>
-          <w:rFonts w:ascii="Consolas" w:hAnsi="Consolas"/>
-          <w:sz w:val="17"/>
-        </w:rPr>
-        <w:t>x(</w:t>
-      </w:r>
-      <w:proofErr w:type="gramEnd"/>
-      <w:r>
-        <w:rPr>
-          <w:rFonts w:ascii="Consolas" w:hAnsi="Consolas"/>
-          <w:sz w:val="17"/>
-        </w:rPr>
-        <w:t>) + velX * dt;</w:t>
-      </w:r>
-      <w:r>
-        <w:rPr>
-          <w:rFonts w:ascii="Consolas" w:hAnsi="Consolas"/>
-          <w:sz w:val="17"/>
-        </w:rPr>
-        <w:br/>
-        <w:t xml:space="preserve">double newY = </w:t>
-      </w:r>
-      <w:proofErr w:type="gramStart"/>
-      <w:r>
-        <w:rPr>
-          <w:rFonts w:ascii="Consolas" w:hAnsi="Consolas"/>
-          <w:sz w:val="17"/>
-        </w:rPr>
-        <w:t>y(</w:t>
-      </w:r>
-      <w:proofErr w:type="gramEnd"/>
-      <w:r>
-        <w:rPr>
-          <w:rFonts w:ascii="Consolas" w:hAnsi="Consolas"/>
-          <w:sz w:val="17"/>
-        </w:rPr>
-        <w:t>) + velY * dt;</w:t>
+        <w:t>double newY = y() + velY * dt;</w:t>
       </w:r>
     </w:p>
     <w:p>
